--- a/job-search/resumes/10_Albertsons_Lead_Financial_Business_Analyst.docx
+++ b/job-search/resumes/10_Albertsons_Lead_Financial_Business_Analyst.docx
@@ -56,7 +56,7 @@
     </w:p>
     <w:p>
       <w:pPr>
-        <w:spacing w:after="60" w:before="160" w:line="240" w:lineRule="auto"/>
+        <w:spacing w:after="60" w:before="140" w:line="240" w:lineRule="auto"/>
         <w:pBdr>
           <w:bottom w:val="single" w:sz="6" w:space="2" w:color="BFBFBF"/>
         </w:pBdr>
@@ -84,12 +84,12 @@
           <w:i w:val="0"/>
           <w:sz w:val="20"/>
         </w:rPr>
-        <w:t>Analyst with 6+ years delivering financial and operational analysis — cost-benefit, reconciliation and margin impact — to senior decision-makers. Analysis behind $10M in annual transportation savings and a $50M logistics cost reduction, presented directly to senior leadership. Advanced SQL and Python, Power BI and Tableau, with a track record of dashboards that cut reporting time and KPI frameworks leadership actually uses. Forecast accuracy improved 25% at Bath &amp; Body Works and 20% at GSK through statistical modelling and structured performance review. M.S. Information Systems; B.E. Industrial Engineering.</w:t>
+        <w:t>Data analyst with 6+ years turning complex, high-volume enterprise datasets into decisions, owning the work end to end from extraction and modeling through dashboards and executive reporting. Advanced SQL and Python with Power BI and Tableau — dashboards that cut reporting time 30% and KPI frameworks presented monthly to senior leadership. Writes user stories and acceptance criteria, authors test cases, partners with QA through defect triage, and drives UAT and business acceptance to formal sign-off. Delivered a full SAP migration at 100% data integrity with a 40% drop in data entry errors, under documented quality controls and auditable, lineage-traceable data flows.</w:t>
       </w:r>
     </w:p>
     <w:p>
       <w:pPr>
-        <w:spacing w:after="60" w:before="160" w:line="240" w:lineRule="auto"/>
+        <w:spacing w:after="60" w:before="140" w:line="240" w:lineRule="auto"/>
         <w:pBdr>
           <w:bottom w:val="single" w:sz="6" w:space="2" w:color="BFBFBF"/>
         </w:pBdr>
@@ -117,12 +117,12 @@
           <w:i w:val="0"/>
           <w:sz w:val="19"/>
         </w:rPr>
-        <w:t>SQL &amp; Python Analysis  ·  Power BI &amp; Tableau Dashboards  ·  KPI Design &amp; Executive Reporting  ·  Ad-hoc &amp; Self-Service Reporting  ·  Forecasting &amp; Predictive Modeling  ·  Statistical Analysis &amp; Regression  ·  Capacity &amp; Scenario Modeling  ·  Cost-Benefit &amp; Margin Analysis  ·  Financial Reporting &amp; Reconciliation  ·  Cross-Functional Collaboration  ·  Requirements Elicitation &amp; Documentation  ·  User Stories &amp; Acceptance Criteria</w:t>
+        <w:t>forecasting  ·  SQL (advanced)  ·  Excel (advanced)  ·  Power BI (DAX, Power Query)  ·  data validation  ·  system &amp; data integration  ·  data stewardship  ·  data integrity  ·  PowerPoint &amp; executive presentation  ·  healthcare data  ·  financial reporting  ·  KPI design &amp; executive reporting</w:t>
       </w:r>
     </w:p>
     <w:p>
       <w:pPr>
-        <w:spacing w:after="60" w:before="160" w:line="240" w:lineRule="auto"/>
+        <w:spacing w:after="60" w:before="140" w:line="240" w:lineRule="auto"/>
         <w:pBdr>
           <w:bottom w:val="single" w:sz="6" w:space="2" w:color="BFBFBF"/>
         </w:pBdr>
@@ -149,14 +149,14 @@
           <w:b/>
           <w:sz w:val="20"/>
         </w:rPr>
-        <w:t xml:space="preserve">BI &amp; Visualization: </w:t>
+        <w:t xml:space="preserve">Languages &amp; Querying: </w:t>
       </w:r>
       <w:r>
         <w:rPr>
           <w:rFonts w:ascii="Calibri" w:hAnsi="Calibri"/>
           <w:sz w:val="20"/>
         </w:rPr>
-        <w:t>Power BI (DAX, Power Query), Tableau, SSRS, executive dashboards, KPI scorecards</w:t>
+        <w:t>SQL (advanced), Excel (advanced), Python (Pandas, NumPy, Scikit-learn), VBA</w:t>
       </w:r>
     </w:p>
     <w:p>
@@ -169,14 +169,14 @@
           <w:b/>
           <w:sz w:val="20"/>
         </w:rPr>
-        <w:t xml:space="preserve">Analytics &amp; Querying: </w:t>
+        <w:t xml:space="preserve">Data Governance: </w:t>
       </w:r>
       <w:r>
         <w:rPr>
           <w:rFonts w:ascii="Calibri" w:hAnsi="Calibri"/>
           <w:sz w:val="20"/>
         </w:rPr>
-        <w:t>SQL (advanced), Python (Pandas, NumPy, Scikit-learn), Excel (advanced), SAS, VBA, PowerShell</w:t>
+        <w:t>data stewardship, data integrity</w:t>
       </w:r>
     </w:p>
     <w:p>
@@ -189,14 +189,14 @@
           <w:b/>
           <w:sz w:val="20"/>
         </w:rPr>
-        <w:t xml:space="preserve">Modeling &amp; Planning: </w:t>
+        <w:t xml:space="preserve">Analytics &amp; Modeling: </w:t>
       </w:r>
       <w:r>
         <w:rPr>
           <w:rFonts w:ascii="Calibri" w:hAnsi="Calibri"/>
           <w:sz w:val="20"/>
         </w:rPr>
-        <w:t>Forecasting, demand planning, regression, statistical analysis, capacity modeling, NLP</w:t>
+        <w:t>forecasting, statistical analysis, root cause analysis</w:t>
       </w:r>
     </w:p>
     <w:p>
@@ -209,14 +209,54 @@
           <w:b/>
           <w:sz w:val="20"/>
         </w:rPr>
-        <w:t xml:space="preserve">Enterprise Platforms: </w:t>
+        <w:t xml:space="preserve">Domain Expertise: </w:t>
       </w:r>
       <w:r>
         <w:rPr>
           <w:rFonts w:ascii="Calibri" w:hAnsi="Calibri"/>
           <w:sz w:val="20"/>
         </w:rPr>
-        <w:t>SAP (SD, MM, CRM, PP, WLM), SQL Server, Snowflake, Informatica, WMS</w:t>
+        <w:t>healthcare data, financial reporting</w:t>
+      </w:r>
+    </w:p>
+    <w:p>
+      <w:pPr>
+        <w:spacing w:after="20" w:before="0" w:line="240" w:lineRule="auto"/>
+      </w:pPr>
+      <w:r>
+        <w:rPr>
+          <w:rFonts w:ascii="Calibri" w:hAnsi="Calibri"/>
+          <w:b/>
+          <w:sz w:val="20"/>
+        </w:rPr>
+        <w:t xml:space="preserve">BI &amp; Visualization: </w:t>
+      </w:r>
+      <w:r>
+        <w:rPr>
+          <w:rFonts w:ascii="Calibri" w:hAnsi="Calibri"/>
+          <w:sz w:val="20"/>
+        </w:rPr>
+        <w:t>Power BI (DAX, Power Query), Tableau, SSRS, dashboards, KPI design &amp; monitoring</w:t>
+      </w:r>
+    </w:p>
+    <w:p>
+      <w:pPr>
+        <w:spacing w:after="20" w:before="0" w:line="240" w:lineRule="auto"/>
+      </w:pPr>
+      <w:r>
+        <w:rPr>
+          <w:rFonts w:ascii="Calibri" w:hAnsi="Calibri"/>
+          <w:b/>
+          <w:sz w:val="20"/>
+        </w:rPr>
+        <w:t xml:space="preserve">Testing &amp; Quality: </w:t>
+      </w:r>
+      <w:r>
+        <w:rPr>
+          <w:rFonts w:ascii="Calibri" w:hAnsi="Calibri"/>
+          <w:sz w:val="20"/>
+        </w:rPr>
+        <w:t>data validation</w:t>
       </w:r>
     </w:p>
     <w:p>
@@ -236,7 +276,7 @@
           <w:rFonts w:ascii="Calibri" w:hAnsi="Calibri"/>
           <w:sz w:val="20"/>
         </w:rPr>
-        <w:t>ETL pipeline development, Informatica, large-dataset cleaning &amp; processing, data modeling, database design, system integration</w:t>
+        <w:t>system &amp; data integration, ETL pipeline development, Informatica, data modeling</w:t>
       </w:r>
     </w:p>
     <w:p>
@@ -249,19 +289,19 @@
           <w:b/>
           <w:sz w:val="20"/>
         </w:rPr>
-        <w:t xml:space="preserve">Business Analysis: </w:t>
+        <w:t xml:space="preserve">Delivery &amp; Tools: </w:t>
       </w:r>
       <w:r>
         <w:rPr>
           <w:rFonts w:ascii="Calibri" w:hAnsi="Calibri"/>
           <w:sz w:val="20"/>
         </w:rPr>
-        <w:t>Requirements elicitation, functional &amp; non-functional specs, user stories, acceptance criteria, process flows (Visio), current/future-state and gap analysis</w:t>
+        <w:t>PowerPoint &amp; executive presentation, Agile/Scrum, Waterfall, JIRA, Confluence, stakeholder management</w:t>
       </w:r>
     </w:p>
     <w:p>
       <w:pPr>
-        <w:spacing w:after="60" w:before="160" w:line="240" w:lineRule="auto"/>
+        <w:spacing w:after="60" w:before="140" w:line="240" w:lineRule="auto"/>
         <w:pBdr>
           <w:bottom w:val="single" w:sz="6" w:space="2" w:color="BFBFBF"/>
         </w:pBdr>
@@ -317,6 +357,20 @@
           <w:rFonts w:ascii="Calibri" w:hAnsi="Calibri"/>
           <w:sz w:val="20"/>
         </w:rPr>
+        <w:t>Execute SQL against backend databases for extraction, validation and reconciliation, confirming delivered data matches documented requirements before release.</w:t>
+      </w:r>
+    </w:p>
+    <w:p>
+      <w:pPr>
+        <w:pStyle w:val="ListBullet"/>
+        <w:spacing w:after="40" w:before="0" w:line="240" w:lineRule="auto"/>
+        <w:ind w:left="259" w:hanging="187"/>
+      </w:pPr>
+      <w:r>
+        <w:rPr>
+          <w:rFonts w:ascii="Calibri" w:hAnsi="Calibri"/>
+          <w:sz w:val="20"/>
+        </w:rPr>
         <w:t>Engineered and deployed interactive Power BI dashboards integrating disparate enterprise data sources, cutting reporting time 30% and generating $20,000 in annual savings.</w:t>
       </w:r>
     </w:p>
@@ -331,7 +385,7 @@
           <w:rFonts w:ascii="Calibri" w:hAnsi="Calibri"/>
           <w:sz w:val="20"/>
         </w:rPr>
-        <w:t>Lead a monthly executive reporting cadence, presenting dashboard-driven insight on performance, risks and trends to align senior leadership on priorities.</w:t>
+        <w:t>Developed SQL and Python analyses across large-scale sales datasets to surface demand-supply imbalances, improving forecast accuracy 25% and informing inventory and capacity decisions.</w:t>
       </w:r>
     </w:p>
     <w:p>
@@ -345,7 +399,7 @@
           <w:rFonts w:ascii="Calibri" w:hAnsi="Calibri"/>
           <w:sz w:val="20"/>
         </w:rPr>
-        <w:t>Built analytical models for the transportation function that exposed critical deficiencies in the bidding process, delivering recommendations worth $10M in annual cost savings.</w:t>
+        <w:t>Build and automate Python and SQL data pipelines and reporting applications released through CI/CD practices on cloud infrastructure.</w:t>
       </w:r>
     </w:p>
     <w:p>
@@ -359,7 +413,7 @@
           <w:rFonts w:ascii="Calibri" w:hAnsi="Calibri"/>
           <w:sz w:val="20"/>
         </w:rPr>
-        <w:t>Developed SQL and Python analyses across large-scale sales datasets to surface demand-supply imbalances, improving forecast accuracy 25% and informing inventory and capacity decisions.</w:t>
+        <w:t>Serve as an expert resource to report consumers and mentor junior analysts on analytical methods, documentation standards and stakeholder communication.</w:t>
       </w:r>
     </w:p>
     <w:p>
@@ -401,21 +455,7 @@
           <w:rFonts w:ascii="Calibri" w:hAnsi="Calibri"/>
           <w:sz w:val="20"/>
         </w:rPr>
-        <w:t>Build and automate Python and SQL data pipelines and reporting applications released through CI/CD practices on cloud infrastructure.</w:t>
-      </w:r>
-    </w:p>
-    <w:p>
-      <w:pPr>
-        <w:pStyle w:val="ListBullet"/>
-        <w:spacing w:after="40" w:before="0" w:line="240" w:lineRule="auto"/>
-        <w:ind w:left="259" w:hanging="187"/>
-      </w:pPr>
-      <w:r>
-        <w:rPr>
-          <w:rFonts w:ascii="Calibri" w:hAnsi="Calibri"/>
-          <w:sz w:val="20"/>
-        </w:rPr>
-        <w:t>Execute SQL against backend databases for extraction, validation and reconciliation, confirming delivered data matches documented requirements before release.</w:t>
+        <w:t>Lead a monthly executive reporting cadence, presenting dashboard-driven insight on performance, risks and trends to align senior leadership on priorities.</w:t>
       </w:r>
     </w:p>
     <w:p>
@@ -457,35 +497,7 @@
           <w:rFonts w:ascii="Calibri" w:hAnsi="Calibri"/>
           <w:sz w:val="20"/>
         </w:rPr>
-        <w:t>Conducted cost-benefit and root cause analysis in SQL, Power BI and Tableau across pharmaceutical operations, identifying inefficiencies that drove a $50M reduction in logistics costs.</w:t>
-      </w:r>
-    </w:p>
-    <w:p>
-      <w:pPr>
-        <w:pStyle w:val="ListBullet"/>
-        <w:spacing w:after="40" w:before="0" w:line="240" w:lineRule="auto"/>
-        <w:ind w:left="259" w:hanging="187"/>
-      </w:pPr>
-      <w:r>
-        <w:rPr>
-          <w:rFonts w:ascii="Calibri" w:hAnsi="Calibri"/>
-          <w:sz w:val="20"/>
-        </w:rPr>
-        <w:t>Delivered capacity planning and rough-cut capacity models supporting production and distribution planning, contributing to a 15% improvement in profit margins.</w:t>
-      </w:r>
-    </w:p>
-    <w:p>
-      <w:pPr>
-        <w:pStyle w:val="ListBullet"/>
-        <w:spacing w:after="40" w:before="0" w:line="240" w:lineRule="auto"/>
-        <w:ind w:left="259" w:hanging="187"/>
-      </w:pPr>
-      <w:r>
-        <w:rPr>
-          <w:rFonts w:ascii="Calibri" w:hAnsi="Calibri"/>
-          <w:sz w:val="20"/>
-        </w:rPr>
-        <w:t>Improved demand forecast accuracy 20% through recurring performance reviews with planners and business subject-matter experts, using statistical models and historical trend analysis.</w:t>
+        <w:t>Led migration of manual data processes into SAP, applying master data management and validation controls to achieve 100% data integrity and cut data entry errors 40%.</w:t>
       </w:r>
     </w:p>
     <w:p>
@@ -527,6 +539,34 @@
           <w:rFonts w:ascii="Calibri" w:hAnsi="Calibri"/>
           <w:sz w:val="20"/>
         </w:rPr>
+        <w:t>Conducted cost-benefit and root cause analysis in SQL, Power BI and Tableau across pharmaceutical operations, identifying inefficiencies that drove a $50M reduction in logistics costs.</w:t>
+      </w:r>
+    </w:p>
+    <w:p>
+      <w:pPr>
+        <w:pStyle w:val="ListBullet"/>
+        <w:spacing w:after="40" w:before="0" w:line="240" w:lineRule="auto"/>
+        <w:ind w:left="259" w:hanging="187"/>
+      </w:pPr>
+      <w:r>
+        <w:rPr>
+          <w:rFonts w:ascii="Calibri" w:hAnsi="Calibri"/>
+          <w:sz w:val="20"/>
+        </w:rPr>
+        <w:t>Established a standardized Informatica ETL operating procedure for product data ingestion into SAP, creating consistent, auditable and lineage-traceable data flows across business functions.</w:t>
+      </w:r>
+    </w:p>
+    <w:p>
+      <w:pPr>
+        <w:pStyle w:val="ListBullet"/>
+        <w:spacing w:after="40" w:before="0" w:line="240" w:lineRule="auto"/>
+        <w:ind w:left="259" w:hanging="187"/>
+      </w:pPr>
+      <w:r>
+        <w:rPr>
+          <w:rFonts w:ascii="Calibri" w:hAnsi="Calibri"/>
+          <w:sz w:val="20"/>
+        </w:rPr>
         <w:t>Ran daily supply-demand gap analysis using VBA, Power BI, Tableau and PowerShell, reducing stockouts 30% through proactive insight delivery.</w:t>
       </w:r>
     </w:p>
@@ -541,12 +581,12 @@
           <w:rFonts w:ascii="Calibri" w:hAnsi="Calibri"/>
           <w:sz w:val="20"/>
         </w:rPr>
-        <w:t>Led migration of manual data processes into SAP, applying master data management and validation controls to achieve 100% data integrity and cut data entry errors 40%.</w:t>
+        <w:t>Performed impact and scope analysis across supported applications and integrations, identifying systems impacts, dependencies and requirement gaps before build.</w:t>
       </w:r>
     </w:p>
     <w:p>
       <w:pPr>
-        <w:spacing w:after="60" w:before="160" w:line="240" w:lineRule="auto"/>
+        <w:spacing w:after="60" w:before="140" w:line="240" w:lineRule="auto"/>
         <w:pBdr>
           <w:bottom w:val="single" w:sz="6" w:space="2" w:color="BFBFBF"/>
         </w:pBdr>
@@ -621,7 +661,7 @@
     </w:p>
     <w:sectPr>
       <w:pgSz w:w="12240" w:h="15840"/>
-      <w:pgMar w:top="720" w:right="936" w:bottom="720" w:left="936" w:header="720" w:footer="720" w:gutter="0"/>
+      <w:pgMar w:top="720" w:right="864" w:bottom="720" w:left="864" w:header="720" w:footer="720" w:gutter="0"/>
       <w:cols w:space="720"/>
       <w:docGrid w:linePitch="360"/>
     </w:sectPr>
